--- a/templates/Eyeglass Case Study and GL/Eyeglass-Endorsement.fixed.docx
+++ b/templates/Eyeglass Case Study and GL/Eyeglass-Endorsement.fixed.docx
@@ -1,6 +1,6 @@
 
 <file path=word/document.xml><?xml version="1.0" encoding="utf-8"?>
-<w:document xmlns:wpc="http://schemas.microsoft.com/office/word/2010/wordprocessingCanvas" xmlns:cx="http://schemas.microsoft.com/office/drawing/2014/chartex" xmlns:cx1="http://schemas.microsoft.com/office/drawing/2015/9/8/chartex" xmlns:cx2="http://schemas.microsoft.com/office/drawing/2015/10/21/chartex" xmlns:cx3="http://schemas.microsoft.com/office/drawing/2016/5/9/chartex" xmlns:cx4="http://schemas.microsoft.com/office/drawing/2016/5/10/chartex" xmlns:cx5="http://schemas.microsoft.com/office/drawing/2016/5/11/chartex" xmlns:cx6="http://schemas.microsoft.com/office/drawing/2016/5/12/chartex" xmlns:cx7="http://schemas.microsoft.com/office/drawing/2016/5/13/chartex" xmlns:cx8="http://schemas.microsoft.com/office/drawing/2016/5/14/chartex" xmlns:mc="http://schemas.openxmlformats.org/markup-compatibility/2006" xmlns:aink="http://schemas.microsoft.com/office/drawing/2016/ink" xmlns:am3d="http://schemas.microsoft.com/office/drawing/2017/model3d" xmlns:o="urn:schemas-microsoft-com:office:office" xmlns:oel="http://schemas.microsoft.com/office/2019/extlst" xmlns:r="http://schemas.openxmlformats.org/officeDocument/2006/relationships" xmlns:m="http://schemas.openxmlformats.org/officeDocument/2006/math" xmlns:v="urn:schemas-microsoft-com:vml" xmlns:wp14="http://schemas.microsoft.com/office/word/2010/wordprocessingDrawing" xmlns:wp="http://schemas.openxmlformats.org/drawingml/2006/wordprocessingDrawing" xmlns:w10="urn:schemas-microsoft-com:office:word" xmlns:w="http://schemas.openxmlformats.org/wordprocessingml/2006/main" xmlns:w14="http://schemas.microsoft.com/office/word/2010/wordml" xmlns:w15="http://schemas.microsoft.com/office/word/2012/wordml" xmlns:w16cex="http://schemas.microsoft.com/office/word/2018/wordml/cex" xmlns:w16cid="http://schemas.microsoft.com/office/word/2016/wordml/cid" xmlns:w16="http://schemas.microsoft.com/office/word/2018/wordml" xmlns:w16du="http://schemas.microsoft.com/office/word/2023/wordml/word16du" xmlns:w16sdtdh="http://schemas.microsoft.com/office/word/2020/wordml/sdtdatahash" xmlns:w16sdtfl="http://schemas.microsoft.com/office/word/2024/wordml/sdtformatlock" xmlns:w16se="http://schemas.microsoft.com/office/word/2015/wordml/symex" xmlns:wpg="http://schemas.microsoft.com/office/word/2010/wordprocessingGroup" xmlns:wpi="http://schemas.microsoft.com/office/word/2010/wordprocessingInk" xmlns:wne="http://schemas.microsoft.com/office/word/2006/wordml" xmlns:wps="http://schemas.microsoft.com/office/word/2010/wordprocessingShape" mc:Ignorable="w14 w15 w16se w16cid w16 w16cex w16sdtdh w16sdtfl w16du wp14">
+<w:document xmlns:wpc="http://schemas.microsoft.com/office/word/2010/wordprocessingCanvas" xmlns:cx="http://schemas.microsoft.com/office/drawing/2014/chartex" xmlns:cx1="http://schemas.microsoft.com/office/drawing/2015/9/8/chartex" xmlns:cx2="http://schemas.microsoft.com/office/drawing/2015/10/21/chartex" xmlns:cx3="http://schemas.microsoft.com/office/drawing/2016/5/9/chartex" xmlns:cx4="http://schemas.microsoft.com/office/drawing/2016/5/10/chartex" xmlns:cx5="http://schemas.microsoft.com/office/drawing/2016/5/11/chartex" xmlns:cx6="http://schemas.microsoft.com/office/drawing/2016/5/12/chartex" xmlns:cx7="http://schemas.microsoft.com/office/drawing/2016/5/13/chartex" xmlns:cx8="http://schemas.microsoft.com/office/drawing/2016/5/14/chartex" xmlns:mc="http://schemas.openxmlformats.org/markup-compatibility/2006" xmlns:aink="http://schemas.microsoft.com/office/drawing/2016/ink" xmlns:am3d="http://schemas.microsoft.com/office/drawing/2017/model3d" xmlns:o="urn:schemas-microsoft-com:office:office" xmlns:oel="http://schemas.microsoft.com/office/2019/extlst" xmlns:r="http://schemas.openxmlformats.org/officeDocument/2006/relationships" xmlns:m="http://schemas.openxmlformats.org/officeDocument/2006/math" xmlns:v="urn:schemas-microsoft-com:vml" xmlns:wp14="http://schemas.microsoft.com/office/word/2010/wordprocessingDrawing" xmlns:wp="http://schemas.openxmlformats.org/drawingml/2006/wordprocessingDrawing" xmlns:w10="urn:schemas-microsoft-com:office:word" xmlns:w="http://schemas.openxmlformats.org/wordprocessingml/2006/main" xmlns:w14="http://schemas.microsoft.com/office/word/2010/wordml" xmlns:w15="http://schemas.microsoft.com/office/word/2012/wordml" xmlns:w16cei="http://schemas.microsoft.com/office/word/2026/wordml/cei" xmlns:w16cex="http://schemas.microsoft.com/office/word/2018/wordml/cex" xmlns:w16cid="http://schemas.microsoft.com/office/word/2016/wordml/cid" xmlns:w16="http://schemas.microsoft.com/office/word/2018/wordml" xmlns:w16du="http://schemas.microsoft.com/office/word/2023/wordml/word16du" xmlns:w16sdtdh="http://schemas.microsoft.com/office/word/2020/wordml/sdtdatahash" xmlns:w16sdtfl="http://schemas.microsoft.com/office/word/2024/wordml/sdtformatlock" xmlns:w16se="http://schemas.microsoft.com/office/word/2015/wordml/symex" xmlns:wpg="http://schemas.microsoft.com/office/word/2010/wordprocessingGroup" xmlns:wpi="http://schemas.microsoft.com/office/word/2010/wordprocessingInk" xmlns:wne="http://schemas.microsoft.com/office/word/2006/wordml" xmlns:wps="http://schemas.microsoft.com/office/word/2010/wordprocessingShape" mc:Ignorable="w14 w15 w16se w16cid w16 w16cex w16sdtdh w16sdtfl w16du wp14">
   <w:body>
     <w:p>
       <w:pPr>
@@ -8,19 +8,45 @@
         <w:jc w:val="both"/>
         <w:rPr>
           <w:rFonts w:ascii="Arial" w:hAnsi="Arial" w:cs="Arial"/>
-          <w:sz w:val="24"/>
-          <w:szCs w:val="24"/>
-          <w14:ligatures w14:val="none"/>
-        </w:rPr>
-      </w:pPr>
-      <w:r>
-        <w:rPr>
-          <w:rFonts w:ascii="Arial" w:hAnsi="Arial" w:cs="Arial"/>
-          <w:sz w:val="24"/>
-          <w:szCs w:val="24"/>
-          <w14:ligatures w14:val="none"/>
-        </w:rPr>
-        <w:t>March 9, 2026</w:t>
+          <w:b/>
+          <w:bCs/>
+          <w:sz w:val="24"/>
+          <w:szCs w:val="24"/>
+          <w14:ligatures w14:val="none"/>
+        </w:rPr>
+      </w:pPr>
+      <w:r>
+        <w:rPr>
+          <w:rFonts w:ascii="Arial" w:hAnsi="Arial" w:cs="Arial"/>
+          <w:b/>
+          <w:bCs/>
+          <w:sz w:val="24"/>
+          <w:szCs w:val="24"/>
+          <w14:ligatures w14:val="none"/>
+        </w:rPr>
+        <w:t>{</w:t>
+      </w:r>
+      <w:r>
+        <w:rPr>
+          <w:rFonts w:ascii="Arial" w:hAnsi="Arial" w:cs="Arial"/>
+          <w:b/>
+          <w:bCs/>
+          <w:sz w:val="24"/>
+          <w:szCs w:val="24"/>
+          <w14:ligatures w14:val="none"/>
+        </w:rPr>
+        <w:t>date</w:t>
+      </w:r>
+      <w:r>
+        <w:rPr>
+          <w:rFonts w:ascii="Arial" w:hAnsi="Arial" w:cs="Arial"/>
+          <w:b/>
+          <w:bCs/>
+          <w:sz w:val="24"/>
+          <w:szCs w:val="24"/>
+          <w14:ligatures w14:val="none"/>
+        </w:rPr>
+        <w:t>}</w:t>
       </w:r>
     </w:p>
     <w:p>
@@ -83,41 +109,84 @@
         <w:tabs>
           <w:tab w:val="left" w:pos="0"/>
         </w:tabs>
-        <w:ind w:left="-540"/>
-        <w:jc w:val="both"/>
-        <w:rPr>
-          <w:rFonts w:ascii="Arial" w:hAnsi="Arial" w:cs="Arial"/>
-          <w:sz w:val="24"/>
-          <w:szCs w:val="24"/>
-          <w14:ligatures w14:val="none"/>
-        </w:rPr>
-      </w:pPr>
-    </w:p>
-    <w:p>
-      <w:pPr>
-        <w:widowControl w:val="0"/>
-        <w:jc w:val="both"/>
-        <w:rPr>
-          <w:rFonts w:ascii="Arial" w:hAnsi="Arial" w:cs="Arial"/>
-          <w:b/>
-          <w:sz w:val="24"/>
-          <w:szCs w:val="24"/>
-          <w14:ligatures w14:val="none"/>
-        </w:rPr>
-      </w:pPr>
-    </w:p>
-    <w:p>
-      <w:pPr>
-        <w:widowControl w:val="0"/>
-        <w:jc w:val="both"/>
-        <w:rPr>
-          <w:rFonts w:ascii="Arial" w:hAnsi="Arial" w:cs="Arial"/>
-          <w:b/>
-          <w:sz w:val="24"/>
-          <w:szCs w:val="24"/>
-          <w14:ligatures w14:val="none"/>
-        </w:rPr>
-      </w:pPr>
+        <w:ind w:left="-270"/>
+        <w:jc w:val="both"/>
+        <w:rPr>
+          <w:rFonts w:ascii="Arial" w:hAnsi="Arial" w:cs="Arial"/>
+          <w:b/>
+          <w:bCs/>
+          <w:sz w:val="24"/>
+          <w:szCs w:val="24"/>
+          <w14:ligatures w14:val="none"/>
+        </w:rPr>
+      </w:pPr>
+    </w:p>
+    <w:p>
+      <w:pPr>
+        <w:tabs>
+          <w:tab w:val="left" w:pos="0"/>
+        </w:tabs>
+        <w:ind w:left="-270"/>
+        <w:jc w:val="both"/>
+        <w:rPr>
+          <w:rFonts w:ascii="Arial" w:hAnsi="Arial" w:cs="Arial"/>
+          <w:b/>
+          <w:bCs/>
+          <w:sz w:val="24"/>
+          <w:szCs w:val="24"/>
+          <w14:ligatures w14:val="none"/>
+        </w:rPr>
+      </w:pPr>
+    </w:p>
+    <w:p>
+      <w:pPr>
+        <w:tabs>
+          <w:tab w:val="left" w:pos="0"/>
+        </w:tabs>
+        <w:ind w:left="-270"/>
+        <w:jc w:val="both"/>
+        <w:rPr>
+          <w:rFonts w:ascii="Arial" w:hAnsi="Arial" w:cs="Arial"/>
+          <w:sz w:val="24"/>
+          <w:szCs w:val="24"/>
+          <w14:ligatures w14:val="none"/>
+        </w:rPr>
+      </w:pPr>
+      <w:r>
+        <w:rPr>
+          <w:rFonts w:ascii="Arial" w:hAnsi="Arial" w:cs="Arial"/>
+          <w:b/>
+          <w:bCs/>
+          <w:sz w:val="24"/>
+          <w:szCs w:val="24"/>
+          <w14:ligatures w14:val="none"/>
+        </w:rPr>
+        <w:t>{</w:t>
+      </w:r>
+      <w:proofErr w:type="spellStart"/>
+      <w:r>
+        <w:rPr>
+          <w:rFonts w:ascii="Arial" w:hAnsi="Arial" w:cs="Arial"/>
+          <w:b/>
+          <w:bCs/>
+          <w:sz w:val="24"/>
+          <w:szCs w:val="24"/>
+          <w14:ligatures w14:val="none"/>
+        </w:rPr>
+        <w:t>optiFullnameDoctor</w:t>
+      </w:r>
+      <w:proofErr w:type="spellEnd"/>
+      <w:r>
+        <w:rPr>
+          <w:rFonts w:ascii="Arial" w:hAnsi="Arial" w:cs="Arial"/>
+          <w:b/>
+          <w:bCs/>
+          <w:sz w:val="24"/>
+          <w:szCs w:val="24"/>
+          <w14:ligatures w14:val="none"/>
+        </w:rPr>
+        <w:t>}</w:t>
+      </w:r>
     </w:p>
     <w:p>
       <w:pPr>
@@ -136,7 +205,6 @@
       <w:r>
         <w:rPr>
           <w:rFonts w:ascii="Arial" w:hAnsi="Arial" w:cs="Arial"/>
-          <w:b/>
           <w:bCs/>
           <w:sz w:val="24"/>
           <w:szCs w:val="24"/>
@@ -148,19 +216,17 @@
       <w:r>
         <w:rPr>
           <w:rFonts w:ascii="Arial" w:hAnsi="Arial" w:cs="Arial"/>
-          <w:b/>
           <w:bCs/>
           <w:sz w:val="24"/>
           <w:szCs w:val="24"/>
           <w14:ligatures w14:val="none"/>
         </w:rPr>
-        <w:t>optiFullnameDoctor</w:t>
+        <w:t>clinicName</w:t>
       </w:r>
       <w:proofErr w:type="spellEnd"/>
       <w:r>
         <w:rPr>
           <w:rFonts w:ascii="Arial" w:hAnsi="Arial" w:cs="Arial"/>
-          <w:b/>
           <w:bCs/>
           <w:sz w:val="24"/>
           <w:szCs w:val="24"/>
@@ -176,7 +242,6 @@
         <w:jc w:val="both"/>
         <w:rPr>
           <w:rFonts w:ascii="Arial" w:hAnsi="Arial" w:cs="Arial"/>
-          <w:b/>
           <w:bCs/>
           <w:sz w:val="24"/>
           <w:szCs w:val="24"/>
@@ -202,7 +267,7 @@
           <w:szCs w:val="24"/>
           <w14:ligatures w14:val="none"/>
         </w:rPr>
-        <w:t>clinicName</w:t>
+        <w:t>clinicAddress</w:t>
       </w:r>
       <w:proofErr w:type="spellEnd"/>
       <w:r>
@@ -223,6 +288,32 @@
         <w:jc w:val="both"/>
         <w:rPr>
           <w:rFonts w:ascii="Arial" w:hAnsi="Arial" w:cs="Arial"/>
+          <w:sz w:val="24"/>
+          <w:szCs w:val="24"/>
+          <w14:ligatures w14:val="none"/>
+        </w:rPr>
+      </w:pPr>
+    </w:p>
+    <w:p>
+      <w:pPr>
+        <w:widowControl w:val="0"/>
+        <w:ind w:left="-270"/>
+        <w:jc w:val="both"/>
+        <w:rPr>
+          <w:rFonts w:ascii="Arial" w:hAnsi="Arial" w:cs="Arial"/>
+          <w:sz w:val="24"/>
+          <w:szCs w:val="24"/>
+          <w14:ligatures w14:val="none"/>
+        </w:rPr>
+      </w:pPr>
+    </w:p>
+    <w:p>
+      <w:pPr>
+        <w:widowControl w:val="0"/>
+        <w:ind w:left="-270"/>
+        <w:jc w:val="both"/>
+        <w:rPr>
+          <w:rFonts w:ascii="Arial" w:hAnsi="Arial" w:cs="Arial"/>
           <w:bCs/>
           <w:sz w:val="24"/>
           <w:szCs w:val="24"/>
@@ -232,15 +323,319 @@
       <w:r>
         <w:rPr>
           <w:rFonts w:ascii="Arial" w:hAnsi="Arial" w:cs="Arial"/>
+          <w:sz w:val="24"/>
+          <w:szCs w:val="24"/>
+          <w14:ligatures w14:val="none"/>
+        </w:rPr>
+        <w:t xml:space="preserve">Dear Dr. </w:t>
+      </w:r>
+      <w:r>
+        <w:rPr>
+          <w:rFonts w:ascii="Arial" w:hAnsi="Arial" w:cs="Arial"/>
+          <w:sz w:val="24"/>
+          <w:szCs w:val="24"/>
+          <w14:ligatures w14:val="none"/>
+        </w:rPr>
+        <w:t>{</w:t>
+      </w:r>
+      <w:proofErr w:type="spellStart"/>
+      <w:r>
+        <w:rPr>
+          <w:rFonts w:ascii="Arial" w:hAnsi="Arial" w:cs="Arial"/>
+          <w:sz w:val="24"/>
+          <w:szCs w:val="24"/>
+          <w14:ligatures w14:val="none"/>
+        </w:rPr>
+        <w:t>lastnameDoctor</w:t>
+      </w:r>
+      <w:proofErr w:type="spellEnd"/>
+      <w:r>
+        <w:rPr>
+          <w:rFonts w:ascii="Arial" w:hAnsi="Arial" w:cs="Arial"/>
+          <w:sz w:val="24"/>
+          <w:szCs w:val="24"/>
+          <w14:ligatures w14:val="none"/>
+        </w:rPr>
+        <w:t>}</w:t>
+      </w:r>
+      <w:r>
+        <w:rPr>
+          <w:rFonts w:ascii="Arial" w:hAnsi="Arial" w:cs="Arial"/>
+          <w:sz w:val="24"/>
+          <w:szCs w:val="24"/>
+          <w14:ligatures w14:val="none"/>
+        </w:rPr>
+        <w:t xml:space="preserve">, </w:t>
+      </w:r>
+    </w:p>
+    <w:p>
+      <w:pPr>
+        <w:widowControl w:val="0"/>
+        <w:ind w:left="-270"/>
+        <w:jc w:val="both"/>
+        <w:rPr>
+          <w:rFonts w:ascii="Arial" w:hAnsi="Arial" w:cs="Arial"/>
+          <w:sz w:val="24"/>
+          <w:szCs w:val="24"/>
+          <w14:ligatures w14:val="none"/>
+        </w:rPr>
+      </w:pPr>
+    </w:p>
+    <w:p>
+      <w:pPr>
+        <w:widowControl w:val="0"/>
+        <w:ind w:left="-270"/>
+        <w:jc w:val="both"/>
+        <w:rPr>
+          <w:rFonts w:ascii="Arial" w:hAnsi="Arial" w:cs="Arial"/>
+          <w:sz w:val="24"/>
+          <w:szCs w:val="24"/>
+          <w14:ligatures w14:val="none"/>
+        </w:rPr>
+      </w:pPr>
+    </w:p>
+    <w:p>
+      <w:pPr>
+        <w:widowControl w:val="0"/>
+        <w:ind w:left="-270"/>
+        <w:jc w:val="both"/>
+        <w:rPr>
+          <w:rFonts w:ascii="Arial" w:hAnsi="Arial" w:cs="Arial"/>
+          <w:sz w:val="24"/>
+          <w:szCs w:val="24"/>
+          <w14:ligatures w14:val="none"/>
+        </w:rPr>
+      </w:pPr>
+      <w:r>
+        <w:rPr>
+          <w:rFonts w:ascii="Arial" w:hAnsi="Arial" w:cs="Arial"/>
+          <w:sz w:val="24"/>
+          <w:szCs w:val="24"/>
+          <w14:ligatures w14:val="none"/>
+        </w:rPr>
+        <w:t>I would like to refer to you</w:t>
+      </w:r>
+      <w:r>
+        <w:rPr>
+          <w:rFonts w:ascii="Arial" w:hAnsi="Arial" w:cs="Arial"/>
+          <w:b/>
+          <w:sz w:val="24"/>
+          <w:szCs w:val="24"/>
+          <w14:ligatures w14:val="none"/>
+        </w:rPr>
+        <w:t xml:space="preserve"> </w:t>
+      </w:r>
+      <w:r>
+        <w:rPr>
+          <w:rFonts w:ascii="Arial" w:hAnsi="Arial" w:cs="Arial"/>
+          <w:b/>
+          <w:sz w:val="24"/>
+          <w:szCs w:val="24"/>
+          <w14:ligatures w14:val="none"/>
+        </w:rPr>
+        <w:t>{</w:t>
+      </w:r>
+      <w:proofErr w:type="spellStart"/>
+      <w:r>
+        <w:rPr>
+          <w:rFonts w:ascii="Arial" w:hAnsi="Arial" w:cs="Arial"/>
+          <w:b/>
+          <w:sz w:val="24"/>
+          <w:szCs w:val="24"/>
+          <w14:ligatures w14:val="none"/>
+        </w:rPr>
+        <w:t>clientName</w:t>
+      </w:r>
+      <w:proofErr w:type="spellEnd"/>
+      <w:r>
+        <w:rPr>
+          <w:rFonts w:ascii="Arial" w:hAnsi="Arial" w:cs="Arial"/>
+          <w:b/>
+          <w:sz w:val="24"/>
+          <w:szCs w:val="24"/>
+          <w14:ligatures w14:val="none"/>
+        </w:rPr>
+        <w:t>}</w:t>
+      </w:r>
+      <w:r>
+        <w:rPr>
+          <w:rFonts w:ascii="Arial" w:hAnsi="Arial" w:cs="Arial"/>
+          <w:b/>
+          <w:sz w:val="24"/>
+          <w:szCs w:val="24"/>
+          <w14:ligatures w14:val="none"/>
+        </w:rPr>
+        <w:t xml:space="preserve">, </w:t>
+      </w:r>
+      <w:r>
+        <w:rPr>
+          <w:rFonts w:ascii="Arial" w:hAnsi="Arial" w:cs="Arial"/>
+          <w:b/>
+          <w:sz w:val="24"/>
+          <w:szCs w:val="24"/>
+          <w14:ligatures w14:val="none"/>
+        </w:rPr>
+        <w:t>{</w:t>
+      </w:r>
+      <w:r>
+        <w:rPr>
+          <w:rFonts w:ascii="Arial" w:hAnsi="Arial" w:cs="Arial"/>
+          <w:b/>
+          <w:sz w:val="24"/>
+          <w:szCs w:val="24"/>
+          <w14:ligatures w14:val="none"/>
+        </w:rPr>
+        <w:t>age} years</w:t>
+      </w:r>
+      <w:r>
+        <w:rPr>
+          <w:rFonts w:ascii="Arial" w:hAnsi="Arial" w:cs="Arial"/>
+          <w:b/>
+          <w:sz w:val="24"/>
+          <w:szCs w:val="24"/>
+          <w14:ligatures w14:val="none"/>
+        </w:rPr>
+        <w:t xml:space="preserve"> </w:t>
+      </w:r>
+      <w:r>
+        <w:rPr>
+          <w:rFonts w:ascii="Arial" w:hAnsi="Arial" w:cs="Arial"/>
+          <w:sz w:val="24"/>
+          <w:szCs w:val="24"/>
+          <w14:ligatures w14:val="none"/>
+        </w:rPr>
+        <w:t xml:space="preserve">old from </w:t>
+      </w:r>
+      <w:r>
+        <w:rPr>
+          <w:rFonts w:ascii="Arial" w:hAnsi="Arial" w:cs="Arial"/>
+          <w:sz w:val="24"/>
+          <w:szCs w:val="24"/>
+          <w14:ligatures w14:val="none"/>
+        </w:rPr>
+        <w:t>{address}</w:t>
+      </w:r>
+      <w:r>
+        <w:rPr>
+          <w:rFonts w:ascii="Arial" w:hAnsi="Arial" w:cs="Arial"/>
+          <w:sz w:val="24"/>
+          <w:szCs w:val="24"/>
+          <w14:ligatures w14:val="none"/>
+        </w:rPr>
+        <w:t xml:space="preserve"> for </w:t>
+      </w:r>
+      <w:r>
+        <w:rPr>
+          <w:rFonts w:ascii="Arial" w:hAnsi="Arial" w:cs="Arial"/>
+          <w:sz w:val="24"/>
+          <w:szCs w:val="24"/>
+          <w14:ligatures w14:val="none"/>
+        </w:rPr>
+        <w:t>eye</w:t>
+      </w:r>
+      <w:r>
+        <w:rPr>
+          <w:rFonts w:ascii="Arial" w:hAnsi="Arial" w:cs="Arial"/>
+          <w:sz w:val="24"/>
+          <w:szCs w:val="24"/>
+          <w14:ligatures w14:val="none"/>
+        </w:rPr>
+        <w:t xml:space="preserve"> check-up and evaluation.</w:t>
+      </w:r>
+    </w:p>
+    <w:p>
+      <w:pPr>
+        <w:widowControl w:val="0"/>
+        <w:ind w:left="-270"/>
+        <w:jc w:val="both"/>
+        <w:rPr>
+          <w:rFonts w:ascii="Arial" w:hAnsi="Arial" w:cs="Arial"/>
+          <w:sz w:val="24"/>
+          <w:szCs w:val="24"/>
+          <w14:ligatures w14:val="none"/>
+        </w:rPr>
+      </w:pPr>
+    </w:p>
+    <w:p>
+      <w:pPr>
+        <w:widowControl w:val="0"/>
+        <w:ind w:left="-270"/>
+        <w:jc w:val="both"/>
+        <w:rPr>
+          <w:rFonts w:ascii="Arial" w:hAnsi="Arial" w:cs="Arial"/>
+          <w:sz w:val="24"/>
+          <w:szCs w:val="24"/>
+          <w14:ligatures w14:val="none"/>
+        </w:rPr>
+      </w:pPr>
+    </w:p>
+    <w:p>
+      <w:pPr>
+        <w:widowControl w:val="0"/>
+        <w:ind w:left="-270"/>
+        <w:jc w:val="both"/>
+        <w:rPr>
+          <w:rFonts w:ascii="Arial" w:hAnsi="Arial" w:cs="Arial"/>
+          <w:sz w:val="24"/>
+          <w:szCs w:val="24"/>
+          <w14:ligatures w14:val="none"/>
+        </w:rPr>
+      </w:pPr>
+    </w:p>
+    <w:p>
+      <w:pPr>
+        <w:widowControl w:val="0"/>
+        <w:ind w:left="-270"/>
+        <w:jc w:val="both"/>
+        <w:rPr>
+          <w:rFonts w:ascii="Arial" w:hAnsi="Arial" w:cs="Arial"/>
           <w:bCs/>
           <w:sz w:val="24"/>
           <w:szCs w:val="24"/>
           <w14:ligatures w14:val="none"/>
         </w:rPr>
-        <w:t>{</w:t>
-      </w:r>
-      <w:proofErr w:type="spellStart"/>
-      <w:r>
+      </w:pPr>
+      <w:r>
+        <w:rPr>
+          <w:rFonts w:ascii="Arial" w:hAnsi="Arial" w:cs="Arial"/>
+          <w:sz w:val="24"/>
+          <w:szCs w:val="24"/>
+          <w14:ligatures w14:val="none"/>
+        </w:rPr>
+        <w:t>Thank you.</w:t>
+      </w:r>
+    </w:p>
+    <w:p>
+      <w:pPr>
+        <w:widowControl w:val="0"/>
+        <w:ind w:left="-270"/>
+        <w:jc w:val="both"/>
+        <w:rPr>
+          <w:rFonts w:ascii="Arial" w:hAnsi="Arial" w:cs="Arial"/>
+          <w:sz w:val="24"/>
+          <w:szCs w:val="24"/>
+          <w14:ligatures w14:val="none"/>
+        </w:rPr>
+      </w:pPr>
+    </w:p>
+    <w:p>
+      <w:pPr>
+        <w:widowControl w:val="0"/>
+        <w:ind w:left="-270"/>
+        <w:jc w:val="both"/>
+        <w:rPr>
+          <w:rFonts w:ascii="Arial" w:hAnsi="Arial" w:cs="Arial"/>
+          <w:sz w:val="24"/>
+          <w:szCs w:val="24"/>
+          <w14:ligatures w14:val="none"/>
+        </w:rPr>
+      </w:pPr>
+    </w:p>
+    <w:p>
+      <w:pPr>
+        <w:widowControl w:val="0"/>
+        <w:ind w:left="-270"/>
+        <w:jc w:val="both"/>
         <w:rPr>
           <w:rFonts w:ascii="Arial" w:hAnsi="Arial" w:cs="Arial"/>
           <w:bCs/>
@@ -248,51 +643,15 @@
           <w:szCs w:val="24"/>
           <w14:ligatures w14:val="none"/>
         </w:rPr>
-        <w:t>clinicAddress</w:t>
-      </w:r>
-      <w:proofErr w:type="spellEnd"/>
-      <w:r>
-        <w:rPr>
-          <w:rFonts w:ascii="Arial" w:hAnsi="Arial" w:cs="Arial"/>
-          <w:bCs/>
-          <w:sz w:val="24"/>
-          <w:szCs w:val="24"/>
-          <w14:ligatures w14:val="none"/>
-        </w:rPr>
-        <w:t>}</w:t>
-      </w:r>
-    </w:p>
-    <w:p>
-      <w:pPr>
-        <w:widowControl w:val="0"/>
-        <w:jc w:val="both"/>
-        <w:rPr>
-          <w:rFonts w:ascii="Arial" w:hAnsi="Arial" w:cs="Arial"/>
-          <w:sz w:val="24"/>
-          <w:szCs w:val="24"/>
-          <w14:ligatures w14:val="none"/>
-        </w:rPr>
-      </w:pPr>
-    </w:p>
-    <w:p>
-      <w:pPr>
-        <w:widowControl w:val="0"/>
-        <w:jc w:val="both"/>
-        <w:rPr>
-          <w:rFonts w:ascii="Arial" w:hAnsi="Arial" w:cs="Arial"/>
-          <w:sz w:val="24"/>
-          <w:szCs w:val="24"/>
-          <w14:ligatures w14:val="none"/>
-        </w:rPr>
-      </w:pPr>
-      <w:r>
-        <w:rPr>
-          <w:rFonts w:ascii="Arial" w:hAnsi="Arial" w:cs="Arial"/>
-          <w:sz w:val="24"/>
-          <w:szCs w:val="24"/>
-          <w14:ligatures w14:val="none"/>
-        </w:rPr>
-        <w:tab/>
+      </w:pPr>
+      <w:r>
+        <w:rPr>
+          <w:rFonts w:ascii="Arial" w:hAnsi="Arial" w:cs="Arial"/>
+          <w:sz w:val="24"/>
+          <w:szCs w:val="24"/>
+          <w14:ligatures w14:val="none"/>
+        </w:rPr>
+        <w:t xml:space="preserve">Sincerely, </w:t>
       </w:r>
     </w:p>
     <w:p>
@@ -302,58 +661,11 @@
         <w:jc w:val="both"/>
         <w:rPr>
           <w:rFonts w:ascii="Arial" w:hAnsi="Arial" w:cs="Arial"/>
-          <w:sz w:val="24"/>
-          <w:szCs w:val="24"/>
-          <w14:ligatures w14:val="none"/>
-        </w:rPr>
-      </w:pPr>
-      <w:r>
-        <w:rPr>
-          <w:rFonts w:ascii="Arial" w:hAnsi="Arial" w:cs="Arial"/>
-          <w:sz w:val="24"/>
-          <w:szCs w:val="24"/>
-          <w14:ligatures w14:val="none"/>
-        </w:rPr>
-        <w:t xml:space="preserve">Dear Dr. </w:t>
-      </w:r>
-      <w:r>
-        <w:rPr>
-          <w:rFonts w:ascii="Arial" w:hAnsi="Arial" w:cs="Arial"/>
-          <w:sz w:val="24"/>
-          <w:szCs w:val="24"/>
-          <w14:ligatures w14:val="none"/>
-        </w:rPr>
-        <w:t>{</w:t>
-      </w:r>
-      <w:proofErr w:type="spellStart"/>
-      <w:r>
-        <w:rPr>
-          <w:rFonts w:ascii="Arial" w:hAnsi="Arial" w:cs="Arial"/>
-          <w:sz w:val="24"/>
-          <w:szCs w:val="24"/>
-          <w14:ligatures w14:val="none"/>
-        </w:rPr>
-        <w:t>lastnameDoctor</w:t>
-      </w:r>
-      <w:proofErr w:type="spellEnd"/>
-      <w:r>
-        <w:rPr>
-          <w:rFonts w:ascii="Arial" w:hAnsi="Arial" w:cs="Arial"/>
-          <w:sz w:val="24"/>
-          <w:szCs w:val="24"/>
-          <w14:ligatures w14:val="none"/>
-        </w:rPr>
-        <w:t>}</w:t>
-      </w:r>
-      <w:r>
-        <w:rPr>
-          <w:rFonts w:ascii="Arial" w:hAnsi="Arial" w:cs="Arial"/>
-          <w:sz w:val="24"/>
-          <w:szCs w:val="24"/>
-          <w14:ligatures w14:val="none"/>
-        </w:rPr>
-        <w:t xml:space="preserve">, </w:t>
-      </w:r>
+          <w:b/>
+          <w:sz w:val="24"/>
+          <w:szCs w:val="24"/>
+        </w:rPr>
+      </w:pPr>
     </w:p>
     <w:p>
       <w:pPr>
@@ -362,9 +674,9 @@
         <w:jc w:val="both"/>
         <w:rPr>
           <w:rFonts w:ascii="Arial" w:hAnsi="Arial" w:cs="Arial"/>
-          <w:sz w:val="24"/>
-          <w:szCs w:val="24"/>
-          <w14:ligatures w14:val="none"/>
+          <w:b/>
+          <w:sz w:val="24"/>
+          <w:szCs w:val="24"/>
         </w:rPr>
       </w:pPr>
     </w:p>
@@ -378,476 +690,6 @@
           <w:sz w:val="24"/>
           <w:szCs w:val="24"/>
           <w14:ligatures w14:val="none"/>
-        </w:rPr>
-      </w:pPr>
-    </w:p>
-    <w:p>
-      <w:pPr>
-        <w:widowControl w:val="0"/>
-        <w:ind w:left="-360"/>
-        <w:jc w:val="both"/>
-        <w:rPr>
-          <w:rFonts w:ascii="Arial" w:hAnsi="Arial" w:cs="Arial"/>
-          <w:sz w:val="24"/>
-          <w:szCs w:val="24"/>
-          <w14:ligatures w14:val="none"/>
-        </w:rPr>
-      </w:pPr>
-      <w:r>
-        <w:rPr>
-          <w:rFonts w:ascii="Arial" w:hAnsi="Arial" w:cs="Arial"/>
-          <w:sz w:val="24"/>
-          <w:szCs w:val="24"/>
-          <w14:ligatures w14:val="none"/>
-        </w:rPr>
-        <w:t>I would like to refer to you</w:t>
-      </w:r>
-      <w:r>
-        <w:rPr>
-          <w:rFonts w:ascii="Arial" w:hAnsi="Arial" w:cs="Arial"/>
-          <w:b/>
-          <w:sz w:val="24"/>
-          <w:szCs w:val="24"/>
-          <w14:ligatures w14:val="none"/>
-        </w:rPr>
-        <w:t xml:space="preserve"> </w:t>
-      </w:r>
-      <w:r>
-        <w:rPr>
-          <w:rFonts w:ascii="Arial" w:hAnsi="Arial" w:cs="Arial"/>
-          <w:b/>
-          <w:sz w:val="24"/>
-          <w:szCs w:val="24"/>
-          <w14:ligatures w14:val="none"/>
-        </w:rPr>
-        <w:t>{</w:t>
-      </w:r>
-      <w:proofErr w:type="spellStart"/>
-      <w:r>
-        <w:rPr>
-          <w:rFonts w:ascii="Arial" w:hAnsi="Arial" w:cs="Arial"/>
-          <w:b/>
-          <w:sz w:val="24"/>
-          <w:szCs w:val="24"/>
-          <w14:ligatures w14:val="none"/>
-        </w:rPr>
-        <w:t>clientName</w:t>
-      </w:r>
-      <w:proofErr w:type="spellEnd"/>
-      <w:r>
-        <w:rPr>
-          <w:rFonts w:ascii="Arial" w:hAnsi="Arial" w:cs="Arial"/>
-          <w:b/>
-          <w:sz w:val="24"/>
-          <w:szCs w:val="24"/>
-          <w14:ligatures w14:val="none"/>
-        </w:rPr>
-        <w:t>}</w:t>
-      </w:r>
-      <w:r>
-        <w:rPr>
-          <w:rFonts w:ascii="Arial" w:hAnsi="Arial" w:cs="Arial"/>
-          <w:b/>
-          <w:sz w:val="24"/>
-          <w:szCs w:val="24"/>
-          <w14:ligatures w14:val="none"/>
-        </w:rPr>
-        <w:t xml:space="preserve">, </w:t>
-      </w:r>
-      <w:r>
-        <w:rPr>
-          <w:rFonts w:ascii="Arial" w:hAnsi="Arial" w:cs="Arial"/>
-          <w:b/>
-          <w:sz w:val="24"/>
-          <w:szCs w:val="24"/>
-          <w14:ligatures w14:val="none"/>
-        </w:rPr>
-        <w:t>{</w:t>
-      </w:r>
-      <w:r>
-        <w:rPr>
-          <w:rFonts w:ascii="Arial" w:hAnsi="Arial" w:cs="Arial"/>
-          <w:b/>
-          <w:sz w:val="24"/>
-          <w:szCs w:val="24"/>
-          <w14:ligatures w14:val="none"/>
-        </w:rPr>
-        <w:t>age} years</w:t>
-      </w:r>
-      <w:r>
-        <w:rPr>
-          <w:rFonts w:ascii="Arial" w:hAnsi="Arial" w:cs="Arial"/>
-          <w:b/>
-          <w:sz w:val="24"/>
-          <w:szCs w:val="24"/>
-          <w14:ligatures w14:val="none"/>
-        </w:rPr>
-        <w:t xml:space="preserve"> </w:t>
-      </w:r>
-      <w:r>
-        <w:rPr>
-          <w:rFonts w:ascii="Arial" w:hAnsi="Arial" w:cs="Arial"/>
-          <w:sz w:val="24"/>
-          <w:szCs w:val="24"/>
-          <w14:ligatures w14:val="none"/>
-        </w:rPr>
-        <w:t xml:space="preserve">old from </w:t>
-      </w:r>
-      <w:r>
-        <w:rPr>
-          <w:rFonts w:ascii="Arial" w:hAnsi="Arial" w:cs="Arial"/>
-          <w:sz w:val="24"/>
-          <w:szCs w:val="24"/>
-          <w14:ligatures w14:val="none"/>
-        </w:rPr>
-        <w:t>{address}</w:t>
-      </w:r>
-      <w:r>
-        <w:rPr>
-          <w:rFonts w:ascii="Arial" w:hAnsi="Arial" w:cs="Arial"/>
-          <w:sz w:val="24"/>
-          <w:szCs w:val="24"/>
-          <w14:ligatures w14:val="none"/>
-        </w:rPr>
-        <w:t xml:space="preserve"> for </w:t>
-      </w:r>
-      <w:r>
-        <w:rPr>
-          <w:rFonts w:ascii="Arial" w:hAnsi="Arial" w:cs="Arial"/>
-          <w:sz w:val="24"/>
-          <w:szCs w:val="24"/>
-          <w14:ligatures w14:val="none"/>
-        </w:rPr>
-        <w:t>eye</w:t>
-      </w:r>
-      <w:r>
-        <w:rPr>
-          <w:rFonts w:ascii="Arial" w:hAnsi="Arial" w:cs="Arial"/>
-          <w:sz w:val="24"/>
-          <w:szCs w:val="24"/>
-          <w14:ligatures w14:val="none"/>
-        </w:rPr>
-        <w:t xml:space="preserve"> check-up and evaluation. </w:t>
-      </w:r>
-    </w:p>
-    <w:p>
-      <w:pPr>
-        <w:widowControl w:val="0"/>
-        <w:jc w:val="both"/>
-        <w:rPr>
-          <w:rFonts w:ascii="Arial" w:hAnsi="Arial" w:cs="Arial"/>
-          <w:sz w:val="24"/>
-          <w:szCs w:val="24"/>
-          <w14:ligatures w14:val="none"/>
-        </w:rPr>
-      </w:pPr>
-    </w:p>
-    <w:p>
-      <w:pPr>
-        <w:widowControl w:val="0"/>
-        <w:jc w:val="both"/>
-        <w:rPr>
-          <w:rFonts w:ascii="Arial" w:hAnsi="Arial" w:cs="Arial"/>
-          <w:sz w:val="24"/>
-          <w:szCs w:val="24"/>
-          <w14:ligatures w14:val="none"/>
-        </w:rPr>
-      </w:pPr>
-    </w:p>
-    <w:p>
-      <w:pPr>
-        <w:widowControl w:val="0"/>
-        <w:ind w:left="-360"/>
-        <w:jc w:val="both"/>
-        <w:rPr>
-          <w:rFonts w:ascii="Arial" w:hAnsi="Arial" w:cs="Arial"/>
-          <w:sz w:val="24"/>
-          <w:szCs w:val="24"/>
-          <w14:ligatures w14:val="none"/>
-        </w:rPr>
-      </w:pPr>
-      <w:r>
-        <w:rPr>
-          <w:rFonts w:ascii="Arial" w:hAnsi="Arial" w:cs="Arial"/>
-          <w:sz w:val="24"/>
-          <w:szCs w:val="24"/>
-          <w14:ligatures w14:val="none"/>
-        </w:rPr>
-        <w:t>Thank you.</w:t>
-      </w:r>
-      <w:r>
-        <w:rPr>
-          <w:rFonts w:ascii="Arial" w:hAnsi="Arial" w:cs="Arial"/>
-          <w:sz w:val="24"/>
-          <w:szCs w:val="24"/>
-          <w14:ligatures w14:val="none"/>
-        </w:rPr>
-        <w:tab/>
-      </w:r>
-      <w:r>
-        <w:rPr>
-          <w:rFonts w:ascii="Arial" w:hAnsi="Arial" w:cs="Arial"/>
-          <w:sz w:val="24"/>
-          <w:szCs w:val="24"/>
-          <w14:ligatures w14:val="none"/>
-        </w:rPr>
-        <w:tab/>
-      </w:r>
-      <w:r>
-        <w:rPr>
-          <w:rFonts w:ascii="Arial" w:hAnsi="Arial" w:cs="Arial"/>
-          <w:sz w:val="24"/>
-          <w:szCs w:val="24"/>
-          <w14:ligatures w14:val="none"/>
-        </w:rPr>
-        <w:tab/>
-      </w:r>
-      <w:r>
-        <w:rPr>
-          <w:rFonts w:ascii="Arial" w:hAnsi="Arial" w:cs="Arial"/>
-          <w:sz w:val="24"/>
-          <w:szCs w:val="24"/>
-          <w14:ligatures w14:val="none"/>
-        </w:rPr>
-        <w:tab/>
-      </w:r>
-      <w:r>
-        <w:rPr>
-          <w:rFonts w:ascii="Arial" w:hAnsi="Arial" w:cs="Arial"/>
-          <w:sz w:val="24"/>
-          <w:szCs w:val="24"/>
-          <w14:ligatures w14:val="none"/>
-        </w:rPr>
-        <w:tab/>
-      </w:r>
-    </w:p>
-    <w:p>
-      <w:pPr>
-        <w:spacing w:line="273" w:lineRule="auto"/>
-        <w:jc w:val="both"/>
-        <w:rPr>
-          <w:rFonts w:ascii="Arial" w:hAnsi="Arial" w:cs="Arial"/>
-          <w:sz w:val="24"/>
-          <w:szCs w:val="24"/>
-          <w14:ligatures w14:val="none"/>
-        </w:rPr>
-      </w:pPr>
-      <w:r>
-        <w:rPr>
-          <w:rFonts w:ascii="Arial" w:hAnsi="Arial" w:cs="Arial"/>
-          <w:sz w:val="24"/>
-          <w:szCs w:val="24"/>
-          <w14:ligatures w14:val="none"/>
-        </w:rPr>
-        <w:tab/>
-      </w:r>
-    </w:p>
-    <w:p>
-      <w:pPr>
-        <w:spacing w:line="273" w:lineRule="auto"/>
-        <w:ind w:right="184"/>
-        <w:jc w:val="both"/>
-        <w:rPr>
-          <w:rFonts w:ascii="Arial" w:hAnsi="Arial" w:cs="Arial"/>
-          <w:sz w:val="24"/>
-          <w:szCs w:val="24"/>
-          <w14:ligatures w14:val="none"/>
-        </w:rPr>
-      </w:pPr>
-    </w:p>
-    <w:p>
-      <w:pPr>
-        <w:widowControl w:val="0"/>
-        <w:ind w:left="-270"/>
-        <w:jc w:val="both"/>
-        <w:rPr>
-          <w:rFonts w:ascii="Arial" w:hAnsi="Arial" w:cs="Arial"/>
-          <w:sz w:val="24"/>
-          <w:szCs w:val="24"/>
-          <w14:ligatures w14:val="none"/>
-        </w:rPr>
-      </w:pPr>
-      <w:r>
-        <w:rPr>
-          <w:rFonts w:ascii="Arial" w:hAnsi="Arial" w:cs="Arial"/>
-          <w:sz w:val="24"/>
-          <w:szCs w:val="24"/>
-          <w14:ligatures w14:val="none"/>
-        </w:rPr>
-        <w:t xml:space="preserve">Sincerely, </w:t>
-      </w:r>
-    </w:p>
-    <w:p>
-      <w:pPr>
-        <w:widowControl w:val="0"/>
-        <w:ind w:hanging="540"/>
-        <w:jc w:val="both"/>
-        <w:rPr>
-          <w:rFonts w:ascii="Arial" w:hAnsi="Arial" w:cs="Arial"/>
-          <w:sz w:val="24"/>
-          <w:szCs w:val="24"/>
-          <w14:ligatures w14:val="none"/>
-        </w:rPr>
-      </w:pPr>
-    </w:p>
-    <w:p>
-      <w:pPr>
-        <w:widowControl w:val="0"/>
-        <w:jc w:val="both"/>
-        <w:rPr>
-          <w:rFonts w:ascii="Arial" w:hAnsi="Arial" w:cs="Arial"/>
-          <w:sz w:val="24"/>
-          <w:szCs w:val="24"/>
-          <w14:ligatures w14:val="none"/>
-        </w:rPr>
-      </w:pPr>
-      <w:r>
-        <w:rPr>
-          <w:rFonts w:ascii="Arial" w:hAnsi="Arial" w:cs="Arial"/>
-          <w:sz w:val="24"/>
-          <w:szCs w:val="24"/>
-          <w14:ligatures w14:val="none"/>
-        </w:rPr>
-        <w:t> </w:t>
-      </w:r>
-      <w:r>
-        <w:rPr>
-          <w:rFonts w:ascii="Arial" w:hAnsi="Arial" w:cs="Arial"/>
-          <w:sz w:val="24"/>
-          <w:szCs w:val="24"/>
-          <w14:ligatures w14:val="none"/>
-        </w:rPr>
-        <w:tab/>
-        <w:t xml:space="preserve">        </w:t>
-      </w:r>
-      <w:r>
-        <w:rPr>
-          <w:rFonts w:ascii="Arial" w:hAnsi="Arial" w:cs="Arial"/>
-          <w:sz w:val="24"/>
-          <w:szCs w:val="24"/>
-          <w14:ligatures w14:val="none"/>
-        </w:rPr>
-        <w:tab/>
-      </w:r>
-      <w:r>
-        <w:rPr>
-          <w:rFonts w:ascii="Arial" w:hAnsi="Arial" w:cs="Arial"/>
-          <w:sz w:val="24"/>
-          <w:szCs w:val="24"/>
-          <w14:ligatures w14:val="none"/>
-        </w:rPr>
-        <w:tab/>
-      </w:r>
-      <w:r>
-        <w:rPr>
-          <w:rFonts w:ascii="Arial" w:hAnsi="Arial" w:cs="Arial"/>
-          <w:sz w:val="24"/>
-          <w:szCs w:val="24"/>
-          <w14:ligatures w14:val="none"/>
-        </w:rPr>
-        <w:tab/>
-      </w:r>
-    </w:p>
-    <w:p>
-      <w:pPr>
-        <w:jc w:val="both"/>
-        <w:rPr>
-          <w:rFonts w:ascii="Arial" w:hAnsi="Arial" w:cs="Arial"/>
-          <w:b/>
-          <w:bCs/>
-          <w:sz w:val="24"/>
-          <w:szCs w:val="24"/>
-          <w14:ligatures w14:val="none"/>
-        </w:rPr>
-      </w:pPr>
-      <w:r>
-        <w:rPr>
-          <w:rFonts w:ascii="Arial" w:hAnsi="Arial" w:cs="Arial"/>
-          <w:b/>
-          <w:bCs/>
-          <w:sz w:val="24"/>
-          <w:szCs w:val="24"/>
-          <w14:ligatures w14:val="none"/>
-        </w:rPr>
-        <w:t xml:space="preserve">   </w:t>
-      </w:r>
-      <w:r>
-        <w:rPr>
-          <w:rFonts w:ascii="Arial" w:hAnsi="Arial" w:cs="Arial"/>
-          <w:b/>
-          <w:bCs/>
-          <w:sz w:val="24"/>
-          <w:szCs w:val="24"/>
-          <w14:ligatures w14:val="none"/>
-        </w:rPr>
-        <w:tab/>
-      </w:r>
-      <w:r>
-        <w:rPr>
-          <w:rFonts w:ascii="Arial" w:hAnsi="Arial" w:cs="Arial"/>
-          <w:b/>
-          <w:bCs/>
-          <w:sz w:val="24"/>
-          <w:szCs w:val="24"/>
-          <w14:ligatures w14:val="none"/>
-        </w:rPr>
-        <w:tab/>
-      </w:r>
-      <w:r>
-        <w:rPr>
-          <w:rFonts w:ascii="Arial" w:hAnsi="Arial" w:cs="Arial"/>
-          <w:b/>
-          <w:bCs/>
-          <w:sz w:val="24"/>
-          <w:szCs w:val="24"/>
-          <w14:ligatures w14:val="none"/>
-        </w:rPr>
-        <w:tab/>
-      </w:r>
-      <w:r>
-        <w:rPr>
-          <w:rFonts w:ascii="Arial" w:hAnsi="Arial" w:cs="Arial"/>
-          <w:b/>
-          <w:bCs/>
-          <w:sz w:val="24"/>
-          <w:szCs w:val="24"/>
-          <w14:ligatures w14:val="none"/>
-        </w:rPr>
-        <w:tab/>
-      </w:r>
-      <w:r>
-        <w:rPr>
-          <w:rFonts w:ascii="Arial" w:hAnsi="Arial" w:cs="Arial"/>
-          <w:b/>
-          <w:bCs/>
-          <w:sz w:val="24"/>
-          <w:szCs w:val="24"/>
-          <w14:ligatures w14:val="none"/>
-        </w:rPr>
-        <w:tab/>
-      </w:r>
-      <w:r>
-        <w:rPr>
-          <w:rFonts w:ascii="Arial" w:hAnsi="Arial" w:cs="Arial"/>
-          <w:b/>
-          <w:bCs/>
-          <w:sz w:val="24"/>
-          <w:szCs w:val="24"/>
-          <w14:ligatures w14:val="none"/>
-        </w:rPr>
-        <w:tab/>
-        <w:t xml:space="preserve">          </w:t>
-      </w:r>
-    </w:p>
-    <w:p>
-      <w:pPr>
-        <w:ind w:left="-180"/>
-        <w:jc w:val="both"/>
-        <w:rPr>
-          <w:rFonts w:ascii="Arial" w:hAnsi="Arial" w:cs="Arial"/>
-          <w:b/>
-          <w:sz w:val="24"/>
-          <w:szCs w:val="24"/>
         </w:rPr>
       </w:pPr>
       <w:r>
@@ -861,7 +703,7 @@
         <mc:AlternateContent>
           <mc:Choice Requires="wps">
             <w:drawing>
-              <wp:anchor distT="45720" distB="45720" distL="114300" distR="114300" simplePos="0" relativeHeight="251659264" behindDoc="1" locked="0" layoutInCell="1" allowOverlap="1" wp14:anchorId="3EC31C64" wp14:editId="466E72EB">
+              <wp:anchor distT="45720" distB="45720" distL="114300" distR="114300" simplePos="0" relativeHeight="251659264" behindDoc="1" locked="0" layoutInCell="1" allowOverlap="1" wp14:anchorId="3EC31C64" wp14:editId="5B3C31B3">
                 <wp:simplePos x="0" y="0"/>
                 <wp:positionH relativeFrom="column">
                   <wp:posOffset>450699</wp:posOffset>
@@ -972,6 +814,15 @@
           <w:sz w:val="24"/>
           <w:szCs w:val="24"/>
         </w:rPr>
+        <w:t xml:space="preserve"> </w:t>
+      </w:r>
+      <w:r>
+        <w:rPr>
+          <w:rFonts w:ascii="Arial" w:hAnsi="Arial" w:cs="Arial"/>
+          <w:b/>
+          <w:sz w:val="24"/>
+          <w:szCs w:val="24"/>
+        </w:rPr>
         <w:t xml:space="preserve">HON. </w:t>
       </w:r>
       <w:r>
@@ -987,7 +838,6 @@
     <w:p>
       <w:pPr>
         <w:ind w:left="-180"/>
-        <w:jc w:val="both"/>
         <w:rPr>
           <w:rFonts w:ascii="Arial" w:hAnsi="Arial" w:cs="Arial"/>
           <w:i/>
@@ -1098,7 +948,7 @@
 </file>
 
 <file path=word/endnotes.xml><?xml version="1.0" encoding="utf-8"?>
-<w:endnotes xmlns:wpc="http://schemas.microsoft.com/office/word/2010/wordprocessingCanvas" xmlns:cx="http://schemas.microsoft.com/office/drawing/2014/chartex" xmlns:cx1="http://schemas.microsoft.com/office/drawing/2015/9/8/chartex" xmlns:cx2="http://schemas.microsoft.com/office/drawing/2015/10/21/chartex" xmlns:cx3="http://schemas.microsoft.com/office/drawing/2016/5/9/chartex" xmlns:cx4="http://schemas.microsoft.com/office/drawing/2016/5/10/chartex" xmlns:cx5="http://schemas.microsoft.com/office/drawing/2016/5/11/chartex" xmlns:cx6="http://schemas.microsoft.com/office/drawing/2016/5/12/chartex" xmlns:cx7="http://schemas.microsoft.com/office/drawing/2016/5/13/chartex" xmlns:cx8="http://schemas.microsoft.com/office/drawing/2016/5/14/chartex" xmlns:mc="http://schemas.openxmlformats.org/markup-compatibility/2006" xmlns:aink="http://schemas.microsoft.com/office/drawing/2016/ink" xmlns:am3d="http://schemas.microsoft.com/office/drawing/2017/model3d" xmlns:o="urn:schemas-microsoft-com:office:office" xmlns:oel="http://schemas.microsoft.com/office/2019/extlst" xmlns:r="http://schemas.openxmlformats.org/officeDocument/2006/relationships" xmlns:m="http://schemas.openxmlformats.org/officeDocument/2006/math" xmlns:v="urn:schemas-microsoft-com:vml" xmlns:wp14="http://schemas.microsoft.com/office/word/2010/wordprocessingDrawing" xmlns:wp="http://schemas.openxmlformats.org/drawingml/2006/wordprocessingDrawing" xmlns:w10="urn:schemas-microsoft-com:office:word" xmlns:w="http://schemas.openxmlformats.org/wordprocessingml/2006/main" xmlns:w14="http://schemas.microsoft.com/office/word/2010/wordml" xmlns:w15="http://schemas.microsoft.com/office/word/2012/wordml" xmlns:w16cex="http://schemas.microsoft.com/office/word/2018/wordml/cex" xmlns:w16cid="http://schemas.microsoft.com/office/word/2016/wordml/cid" xmlns:w16="http://schemas.microsoft.com/office/word/2018/wordml" xmlns:w16du="http://schemas.microsoft.com/office/word/2023/wordml/word16du" xmlns:w16sdtdh="http://schemas.microsoft.com/office/word/2020/wordml/sdtdatahash" xmlns:w16sdtfl="http://schemas.microsoft.com/office/word/2024/wordml/sdtformatlock" xmlns:w16se="http://schemas.microsoft.com/office/word/2015/wordml/symex" xmlns:wpg="http://schemas.microsoft.com/office/word/2010/wordprocessingGroup" xmlns:wpi="http://schemas.microsoft.com/office/word/2010/wordprocessingInk" xmlns:wne="http://schemas.microsoft.com/office/word/2006/wordml" xmlns:wps="http://schemas.microsoft.com/office/word/2010/wordprocessingShape" mc:Ignorable="w14 w15 w16se w16cid w16 w16cex w16sdtdh w16sdtfl w16du wp14">
+<w:endnotes xmlns:wpc="http://schemas.microsoft.com/office/word/2010/wordprocessingCanvas" xmlns:cx="http://schemas.microsoft.com/office/drawing/2014/chartex" xmlns:cx1="http://schemas.microsoft.com/office/drawing/2015/9/8/chartex" xmlns:cx2="http://schemas.microsoft.com/office/drawing/2015/10/21/chartex" xmlns:cx3="http://schemas.microsoft.com/office/drawing/2016/5/9/chartex" xmlns:cx4="http://schemas.microsoft.com/office/drawing/2016/5/10/chartex" xmlns:cx5="http://schemas.microsoft.com/office/drawing/2016/5/11/chartex" xmlns:cx6="http://schemas.microsoft.com/office/drawing/2016/5/12/chartex" xmlns:cx7="http://schemas.microsoft.com/office/drawing/2016/5/13/chartex" xmlns:cx8="http://schemas.microsoft.com/office/drawing/2016/5/14/chartex" xmlns:mc="http://schemas.openxmlformats.org/markup-compatibility/2006" xmlns:aink="http://schemas.microsoft.com/office/drawing/2016/ink" xmlns:am3d="http://schemas.microsoft.com/office/drawing/2017/model3d" xmlns:o="urn:schemas-microsoft-com:office:office" xmlns:oel="http://schemas.microsoft.com/office/2019/extlst" xmlns:r="http://schemas.openxmlformats.org/officeDocument/2006/relationships" xmlns:m="http://schemas.openxmlformats.org/officeDocument/2006/math" xmlns:v="urn:schemas-microsoft-com:vml" xmlns:wp14="http://schemas.microsoft.com/office/word/2010/wordprocessingDrawing" xmlns:wp="http://schemas.openxmlformats.org/drawingml/2006/wordprocessingDrawing" xmlns:w10="urn:schemas-microsoft-com:office:word" xmlns:w="http://schemas.openxmlformats.org/wordprocessingml/2006/main" xmlns:w14="http://schemas.microsoft.com/office/word/2010/wordml" xmlns:w15="http://schemas.microsoft.com/office/word/2012/wordml" xmlns:w16cei="http://schemas.microsoft.com/office/word/2026/wordml/cei" xmlns:w16cex="http://schemas.microsoft.com/office/word/2018/wordml/cex" xmlns:w16cid="http://schemas.microsoft.com/office/word/2016/wordml/cid" xmlns:w16="http://schemas.microsoft.com/office/word/2018/wordml" xmlns:w16du="http://schemas.microsoft.com/office/word/2023/wordml/word16du" xmlns:w16sdtdh="http://schemas.microsoft.com/office/word/2020/wordml/sdtdatahash" xmlns:w16sdtfl="http://schemas.microsoft.com/office/word/2024/wordml/sdtformatlock" xmlns:w16se="http://schemas.microsoft.com/office/word/2015/wordml/symex" xmlns:wpg="http://schemas.microsoft.com/office/word/2010/wordprocessingGroup" xmlns:wpi="http://schemas.microsoft.com/office/word/2010/wordprocessingInk" xmlns:wne="http://schemas.microsoft.com/office/word/2006/wordml" xmlns:wps="http://schemas.microsoft.com/office/word/2010/wordprocessingShape" mc:Ignorable="w14 w15 w16se w16cid w16 w16cex w16sdtdh w16sdtfl w16du wp14">
   <w:endnote w:type="separator" w:id="-1">
     <w:p>
       <w:r>
@@ -1117,7 +967,7 @@
 </file>
 
 <file path=word/footer1.xml><?xml version="1.0" encoding="utf-8"?>
-<w:ftr xmlns:wpc="http://schemas.microsoft.com/office/word/2010/wordprocessingCanvas" xmlns:cx="http://schemas.microsoft.com/office/drawing/2014/chartex" xmlns:cx1="http://schemas.microsoft.com/office/drawing/2015/9/8/chartex" xmlns:cx2="http://schemas.microsoft.com/office/drawing/2015/10/21/chartex" xmlns:cx3="http://schemas.microsoft.com/office/drawing/2016/5/9/chartex" xmlns:cx4="http://schemas.microsoft.com/office/drawing/2016/5/10/chartex" xmlns:cx5="http://schemas.microsoft.com/office/drawing/2016/5/11/chartex" xmlns:cx6="http://schemas.microsoft.com/office/drawing/2016/5/12/chartex" xmlns:cx7="http://schemas.microsoft.com/office/drawing/2016/5/13/chartex" xmlns:cx8="http://schemas.microsoft.com/office/drawing/2016/5/14/chartex" xmlns:mc="http://schemas.openxmlformats.org/markup-compatibility/2006" xmlns:aink="http://schemas.microsoft.com/office/drawing/2016/ink" xmlns:am3d="http://schemas.microsoft.com/office/drawing/2017/model3d" xmlns:o="urn:schemas-microsoft-com:office:office" xmlns:oel="http://schemas.microsoft.com/office/2019/extlst" xmlns:r="http://schemas.openxmlformats.org/officeDocument/2006/relationships" xmlns:m="http://schemas.openxmlformats.org/officeDocument/2006/math" xmlns:v="urn:schemas-microsoft-com:vml" xmlns:wp14="http://schemas.microsoft.com/office/word/2010/wordprocessingDrawing" xmlns:wp="http://schemas.openxmlformats.org/drawingml/2006/wordprocessingDrawing" xmlns:w10="urn:schemas-microsoft-com:office:word" xmlns:w="http://schemas.openxmlformats.org/wordprocessingml/2006/main" xmlns:w14="http://schemas.microsoft.com/office/word/2010/wordml" xmlns:w15="http://schemas.microsoft.com/office/word/2012/wordml" xmlns:w16cex="http://schemas.microsoft.com/office/word/2018/wordml/cex" xmlns:w16cid="http://schemas.microsoft.com/office/word/2016/wordml/cid" xmlns:w16="http://schemas.microsoft.com/office/word/2018/wordml" xmlns:w16du="http://schemas.microsoft.com/office/word/2023/wordml/word16du" xmlns:w16sdtdh="http://schemas.microsoft.com/office/word/2020/wordml/sdtdatahash" xmlns:w16sdtfl="http://schemas.microsoft.com/office/word/2024/wordml/sdtformatlock" xmlns:w16se="http://schemas.microsoft.com/office/word/2015/wordml/symex" xmlns:wpg="http://schemas.microsoft.com/office/word/2010/wordprocessingGroup" xmlns:wpi="http://schemas.microsoft.com/office/word/2010/wordprocessingInk" xmlns:wne="http://schemas.microsoft.com/office/word/2006/wordml" xmlns:wps="http://schemas.microsoft.com/office/word/2010/wordprocessingShape" mc:Ignorable="w14 w15 w16se w16cid w16 w16cex w16sdtdh w16sdtfl w16du wp14">
+<w:ftr xmlns:wpc="http://schemas.microsoft.com/office/word/2010/wordprocessingCanvas" xmlns:cx="http://schemas.microsoft.com/office/drawing/2014/chartex" xmlns:cx1="http://schemas.microsoft.com/office/drawing/2015/9/8/chartex" xmlns:cx2="http://schemas.microsoft.com/office/drawing/2015/10/21/chartex" xmlns:cx3="http://schemas.microsoft.com/office/drawing/2016/5/9/chartex" xmlns:cx4="http://schemas.microsoft.com/office/drawing/2016/5/10/chartex" xmlns:cx5="http://schemas.microsoft.com/office/drawing/2016/5/11/chartex" xmlns:cx6="http://schemas.microsoft.com/office/drawing/2016/5/12/chartex" xmlns:cx7="http://schemas.microsoft.com/office/drawing/2016/5/13/chartex" xmlns:cx8="http://schemas.microsoft.com/office/drawing/2016/5/14/chartex" xmlns:mc="http://schemas.openxmlformats.org/markup-compatibility/2006" xmlns:aink="http://schemas.microsoft.com/office/drawing/2016/ink" xmlns:am3d="http://schemas.microsoft.com/office/drawing/2017/model3d" xmlns:o="urn:schemas-microsoft-com:office:office" xmlns:oel="http://schemas.microsoft.com/office/2019/extlst" xmlns:r="http://schemas.openxmlformats.org/officeDocument/2006/relationships" xmlns:m="http://schemas.openxmlformats.org/officeDocument/2006/math" xmlns:v="urn:schemas-microsoft-com:vml" xmlns:wp14="http://schemas.microsoft.com/office/word/2010/wordprocessingDrawing" xmlns:wp="http://schemas.openxmlformats.org/drawingml/2006/wordprocessingDrawing" xmlns:w10="urn:schemas-microsoft-com:office:word" xmlns:w="http://schemas.openxmlformats.org/wordprocessingml/2006/main" xmlns:w14="http://schemas.microsoft.com/office/word/2010/wordml" xmlns:w15="http://schemas.microsoft.com/office/word/2012/wordml" xmlns:w16cei="http://schemas.microsoft.com/office/word/2026/wordml/cei" xmlns:w16cex="http://schemas.microsoft.com/office/word/2018/wordml/cex" xmlns:w16cid="http://schemas.microsoft.com/office/word/2016/wordml/cid" xmlns:w16="http://schemas.microsoft.com/office/word/2018/wordml" xmlns:w16du="http://schemas.microsoft.com/office/word/2023/wordml/word16du" xmlns:w16sdtdh="http://schemas.microsoft.com/office/word/2020/wordml/sdtdatahash" xmlns:w16sdtfl="http://schemas.microsoft.com/office/word/2024/wordml/sdtformatlock" xmlns:w16se="http://schemas.microsoft.com/office/word/2015/wordml/symex" xmlns:wpg="http://schemas.microsoft.com/office/word/2010/wordprocessingGroup" xmlns:wpi="http://schemas.microsoft.com/office/word/2010/wordprocessingInk" xmlns:wne="http://schemas.microsoft.com/office/word/2006/wordml" xmlns:wps="http://schemas.microsoft.com/office/word/2010/wordprocessingShape" mc:Ignorable="w14 w15 w16se w16cid w16 w16cex w16sdtdh w16sdtfl w16du wp14">
   <w:p>
     <w:pPr>
       <w:pStyle w:val="Footer"/>
@@ -1243,7 +1093,7 @@
 </file>
 
 <file path=word/footnotes.xml><?xml version="1.0" encoding="utf-8"?>
-<w:footnotes xmlns:wpc="http://schemas.microsoft.com/office/word/2010/wordprocessingCanvas" xmlns:cx="http://schemas.microsoft.com/office/drawing/2014/chartex" xmlns:cx1="http://schemas.microsoft.com/office/drawing/2015/9/8/chartex" xmlns:cx2="http://schemas.microsoft.com/office/drawing/2015/10/21/chartex" xmlns:cx3="http://schemas.microsoft.com/office/drawing/2016/5/9/chartex" xmlns:cx4="http://schemas.microsoft.com/office/drawing/2016/5/10/chartex" xmlns:cx5="http://schemas.microsoft.com/office/drawing/2016/5/11/chartex" xmlns:cx6="http://schemas.microsoft.com/office/drawing/2016/5/12/chartex" xmlns:cx7="http://schemas.microsoft.com/office/drawing/2016/5/13/chartex" xmlns:cx8="http://schemas.microsoft.com/office/drawing/2016/5/14/chartex" xmlns:mc="http://schemas.openxmlformats.org/markup-compatibility/2006" xmlns:aink="http://schemas.microsoft.com/office/drawing/2016/ink" xmlns:am3d="http://schemas.microsoft.com/office/drawing/2017/model3d" xmlns:o="urn:schemas-microsoft-com:office:office" xmlns:oel="http://schemas.microsoft.com/office/2019/extlst" xmlns:r="http://schemas.openxmlformats.org/officeDocument/2006/relationships" xmlns:m="http://schemas.openxmlformats.org/officeDocument/2006/math" xmlns:v="urn:schemas-microsoft-com:vml" xmlns:wp14="http://schemas.microsoft.com/office/word/2010/wordprocessingDrawing" xmlns:wp="http://schemas.openxmlformats.org/drawingml/2006/wordprocessingDrawing" xmlns:w10="urn:schemas-microsoft-com:office:word" xmlns:w="http://schemas.openxmlformats.org/wordprocessingml/2006/main" xmlns:w14="http://schemas.microsoft.com/office/word/2010/wordml" xmlns:w15="http://schemas.microsoft.com/office/word/2012/wordml" xmlns:w16cex="http://schemas.microsoft.com/office/word/2018/wordml/cex" xmlns:w16cid="http://schemas.microsoft.com/office/word/2016/wordml/cid" xmlns:w16="http://schemas.microsoft.com/office/word/2018/wordml" xmlns:w16du="http://schemas.microsoft.com/office/word/2023/wordml/word16du" xmlns:w16sdtdh="http://schemas.microsoft.com/office/word/2020/wordml/sdtdatahash" xmlns:w16sdtfl="http://schemas.microsoft.com/office/word/2024/wordml/sdtformatlock" xmlns:w16se="http://schemas.microsoft.com/office/word/2015/wordml/symex" xmlns:wpg="http://schemas.microsoft.com/office/word/2010/wordprocessingGroup" xmlns:wpi="http://schemas.microsoft.com/office/word/2010/wordprocessingInk" xmlns:wne="http://schemas.microsoft.com/office/word/2006/wordml" xmlns:wps="http://schemas.microsoft.com/office/word/2010/wordprocessingShape" mc:Ignorable="w14 w15 w16se w16cid w16 w16cex w16sdtdh w16sdtfl w16du wp14">
+<w:footnotes xmlns:wpc="http://schemas.microsoft.com/office/word/2010/wordprocessingCanvas" xmlns:cx="http://schemas.microsoft.com/office/drawing/2014/chartex" xmlns:cx1="http://schemas.microsoft.com/office/drawing/2015/9/8/chartex" xmlns:cx2="http://schemas.microsoft.com/office/drawing/2015/10/21/chartex" xmlns:cx3="http://schemas.microsoft.com/office/drawing/2016/5/9/chartex" xmlns:cx4="http://schemas.microsoft.com/office/drawing/2016/5/10/chartex" xmlns:cx5="http://schemas.microsoft.com/office/drawing/2016/5/11/chartex" xmlns:cx6="http://schemas.microsoft.com/office/drawing/2016/5/12/chartex" xmlns:cx7="http://schemas.microsoft.com/office/drawing/2016/5/13/chartex" xmlns:cx8="http://schemas.microsoft.com/office/drawing/2016/5/14/chartex" xmlns:mc="http://schemas.openxmlformats.org/markup-compatibility/2006" xmlns:aink="http://schemas.microsoft.com/office/drawing/2016/ink" xmlns:am3d="http://schemas.microsoft.com/office/drawing/2017/model3d" xmlns:o="urn:schemas-microsoft-com:office:office" xmlns:oel="http://schemas.microsoft.com/office/2019/extlst" xmlns:r="http://schemas.openxmlformats.org/officeDocument/2006/relationships" xmlns:m="http://schemas.openxmlformats.org/officeDocument/2006/math" xmlns:v="urn:schemas-microsoft-com:vml" xmlns:wp14="http://schemas.microsoft.com/office/word/2010/wordprocessingDrawing" xmlns:wp="http://schemas.openxmlformats.org/drawingml/2006/wordprocessingDrawing" xmlns:w10="urn:schemas-microsoft-com:office:word" xmlns:w="http://schemas.openxmlformats.org/wordprocessingml/2006/main" xmlns:w14="http://schemas.microsoft.com/office/word/2010/wordml" xmlns:w15="http://schemas.microsoft.com/office/word/2012/wordml" xmlns:w16cei="http://schemas.microsoft.com/office/word/2026/wordml/cei" xmlns:w16cex="http://schemas.microsoft.com/office/word/2018/wordml/cex" xmlns:w16cid="http://schemas.microsoft.com/office/word/2016/wordml/cid" xmlns:w16="http://schemas.microsoft.com/office/word/2018/wordml" xmlns:w16du="http://schemas.microsoft.com/office/word/2023/wordml/word16du" xmlns:w16sdtdh="http://schemas.microsoft.com/office/word/2020/wordml/sdtdatahash" xmlns:w16sdtfl="http://schemas.microsoft.com/office/word/2024/wordml/sdtformatlock" xmlns:w16se="http://schemas.microsoft.com/office/word/2015/wordml/symex" xmlns:wpg="http://schemas.microsoft.com/office/word/2010/wordprocessingGroup" xmlns:wpi="http://schemas.microsoft.com/office/word/2010/wordprocessingInk" xmlns:wne="http://schemas.microsoft.com/office/word/2006/wordml" xmlns:wps="http://schemas.microsoft.com/office/word/2010/wordprocessingShape" mc:Ignorable="w14 w15 w16se w16cid w16 w16cex w16sdtdh w16sdtfl w16du wp14">
   <w:footnote w:type="separator" w:id="-1">
     <w:p>
       <w:r>
@@ -1262,7 +1112,7 @@
 </file>
 
 <file path=word/header1.xml><?xml version="1.0" encoding="utf-8"?>
-<w:hdr xmlns:wpc="http://schemas.microsoft.com/office/word/2010/wordprocessingCanvas" xmlns:cx="http://schemas.microsoft.com/office/drawing/2014/chartex" xmlns:cx1="http://schemas.microsoft.com/office/drawing/2015/9/8/chartex" xmlns:cx2="http://schemas.microsoft.com/office/drawing/2015/10/21/chartex" xmlns:cx3="http://schemas.microsoft.com/office/drawing/2016/5/9/chartex" xmlns:cx4="http://schemas.microsoft.com/office/drawing/2016/5/10/chartex" xmlns:cx5="http://schemas.microsoft.com/office/drawing/2016/5/11/chartex" xmlns:cx6="http://schemas.microsoft.com/office/drawing/2016/5/12/chartex" xmlns:cx7="http://schemas.microsoft.com/office/drawing/2016/5/13/chartex" xmlns:cx8="http://schemas.microsoft.com/office/drawing/2016/5/14/chartex" xmlns:mc="http://schemas.openxmlformats.org/markup-compatibility/2006" xmlns:aink="http://schemas.microsoft.com/office/drawing/2016/ink" xmlns:am3d="http://schemas.microsoft.com/office/drawing/2017/model3d" xmlns:o="urn:schemas-microsoft-com:office:office" xmlns:oel="http://schemas.microsoft.com/office/2019/extlst" xmlns:r="http://schemas.openxmlformats.org/officeDocument/2006/relationships" xmlns:m="http://schemas.openxmlformats.org/officeDocument/2006/math" xmlns:v="urn:schemas-microsoft-com:vml" xmlns:wp14="http://schemas.microsoft.com/office/word/2010/wordprocessingDrawing" xmlns:wp="http://schemas.openxmlformats.org/drawingml/2006/wordprocessingDrawing" xmlns:w10="urn:schemas-microsoft-com:office:word" xmlns:w="http://schemas.openxmlformats.org/wordprocessingml/2006/main" xmlns:w14="http://schemas.microsoft.com/office/word/2010/wordml" xmlns:w15="http://schemas.microsoft.com/office/word/2012/wordml" xmlns:w16cex="http://schemas.microsoft.com/office/word/2018/wordml/cex" xmlns:w16cid="http://schemas.microsoft.com/office/word/2016/wordml/cid" xmlns:w16="http://schemas.microsoft.com/office/word/2018/wordml" xmlns:w16du="http://schemas.microsoft.com/office/word/2023/wordml/word16du" xmlns:w16sdtdh="http://schemas.microsoft.com/office/word/2020/wordml/sdtdatahash" xmlns:w16sdtfl="http://schemas.microsoft.com/office/word/2024/wordml/sdtformatlock" xmlns:w16se="http://schemas.microsoft.com/office/word/2015/wordml/symex" xmlns:wpg="http://schemas.microsoft.com/office/word/2010/wordprocessingGroup" xmlns:wpi="http://schemas.microsoft.com/office/word/2010/wordprocessingInk" xmlns:wne="http://schemas.microsoft.com/office/word/2006/wordml" xmlns:wps="http://schemas.microsoft.com/office/word/2010/wordprocessingShape" mc:Ignorable="w14 w15 w16se w16cid w16 w16cex w16sdtdh w16sdtfl w16du wp14">
+<w:hdr xmlns:wpc="http://schemas.microsoft.com/office/word/2010/wordprocessingCanvas" xmlns:cx="http://schemas.microsoft.com/office/drawing/2014/chartex" xmlns:cx1="http://schemas.microsoft.com/office/drawing/2015/9/8/chartex" xmlns:cx2="http://schemas.microsoft.com/office/drawing/2015/10/21/chartex" xmlns:cx3="http://schemas.microsoft.com/office/drawing/2016/5/9/chartex" xmlns:cx4="http://schemas.microsoft.com/office/drawing/2016/5/10/chartex" xmlns:cx5="http://schemas.microsoft.com/office/drawing/2016/5/11/chartex" xmlns:cx6="http://schemas.microsoft.com/office/drawing/2016/5/12/chartex" xmlns:cx7="http://schemas.microsoft.com/office/drawing/2016/5/13/chartex" xmlns:cx8="http://schemas.microsoft.com/office/drawing/2016/5/14/chartex" xmlns:mc="http://schemas.openxmlformats.org/markup-compatibility/2006" xmlns:aink="http://schemas.microsoft.com/office/drawing/2016/ink" xmlns:am3d="http://schemas.microsoft.com/office/drawing/2017/model3d" xmlns:o="urn:schemas-microsoft-com:office:office" xmlns:oel="http://schemas.microsoft.com/office/2019/extlst" xmlns:r="http://schemas.openxmlformats.org/officeDocument/2006/relationships" xmlns:m="http://schemas.openxmlformats.org/officeDocument/2006/math" xmlns:v="urn:schemas-microsoft-com:vml" xmlns:wp14="http://schemas.microsoft.com/office/word/2010/wordprocessingDrawing" xmlns:wp="http://schemas.openxmlformats.org/drawingml/2006/wordprocessingDrawing" xmlns:w10="urn:schemas-microsoft-com:office:word" xmlns:w="http://schemas.openxmlformats.org/wordprocessingml/2006/main" xmlns:w14="http://schemas.microsoft.com/office/word/2010/wordml" xmlns:w15="http://schemas.microsoft.com/office/word/2012/wordml" xmlns:w16cei="http://schemas.microsoft.com/office/word/2026/wordml/cei" xmlns:w16cex="http://schemas.microsoft.com/office/word/2018/wordml/cex" xmlns:w16cid="http://schemas.microsoft.com/office/word/2016/wordml/cid" xmlns:w16="http://schemas.microsoft.com/office/word/2018/wordml" xmlns:w16du="http://schemas.microsoft.com/office/word/2023/wordml/word16du" xmlns:w16sdtdh="http://schemas.microsoft.com/office/word/2020/wordml/sdtdatahash" xmlns:w16sdtfl="http://schemas.microsoft.com/office/word/2024/wordml/sdtformatlock" xmlns:w16se="http://schemas.microsoft.com/office/word/2015/wordml/symex" xmlns:wpg="http://schemas.microsoft.com/office/word/2010/wordprocessingGroup" xmlns:wpi="http://schemas.microsoft.com/office/word/2010/wordprocessingInk" xmlns:wne="http://schemas.microsoft.com/office/word/2006/wordml" xmlns:wps="http://schemas.microsoft.com/office/word/2010/wordprocessingShape" mc:Ignorable="w14 w15 w16se w16cid w16 w16cex w16sdtdh w16sdtfl w16du wp14">
   <w:p>
     <w:pPr>
       <w:pStyle w:val="Header"/>
